--- a/report/weekly/Week5_Analytical_Report_and_Recommendations.docx
+++ b/report/weekly/Week5_Analytical_Report_and_Recommendations.docx
@@ -89,22 +89,7 @@
         <w:t xml:space="preserve">Internship organisation: </w:t>
       </w:r>
       <w:r>
-        <w:t>[Organisation name]</w:t>
-      </w:r>
-    </w:p>
-    <w:p>
-      <w:pPr>
-        <w:spacing w:after="40"/>
-        <w:jc w:val="center"/>
-      </w:pPr>
-      <w:r>
-        <w:rPr>
-          <w:b/>
-        </w:rPr>
-        <w:t xml:space="preserve">Supervisor: </w:t>
-      </w:r>
-      <w:r>
-        <w:t>[Supervisor name]</w:t>
+        <w:t>Yuva</w:t>
       </w:r>
     </w:p>
     <w:p>
@@ -179,7 +164,7 @@
       <w:r>
         <w:fldChar w:fldCharType="separate"/>
       </w:r>
-      <w:hyperlink w:anchor="_Toc243733116" w:history="1">
+      <w:hyperlink w:anchor="_Toc243758688" w:history="1">
         <w:r>
           <w:rPr>
             <w:rStyle w:val="Hyperlink"/>
@@ -206,7 +191,7 @@
             <w:noProof/>
             <w:webHidden/>
           </w:rPr>
-          <w:instrText xml:space="preserve"> PAGEREF _Toc243733116 \h </w:instrText>
+          <w:instrText xml:space="preserve"> PAGEREF _Toc243758688 \h </w:instrText>
         </w:r>
         <w:r>
           <w:rPr>
@@ -254,7 +239,7 @@
           <w14:ligatures w14:val="standardContextual"/>
         </w:rPr>
       </w:pPr>
-      <w:hyperlink w:anchor="_Toc243733117" w:history="1">
+      <w:hyperlink w:anchor="_Toc243758689" w:history="1">
         <w:r>
           <w:rPr>
             <w:rStyle w:val="Hyperlink"/>
@@ -281,7 +266,7 @@
             <w:noProof/>
             <w:webHidden/>
           </w:rPr>
-          <w:instrText xml:space="preserve"> PAGEREF _Toc243733117 \h </w:instrText>
+          <w:instrText xml:space="preserve"> PAGEREF _Toc243758689 \h </w:instrText>
         </w:r>
         <w:r>
           <w:rPr>
@@ -329,7 +314,7 @@
           <w14:ligatures w14:val="standardContextual"/>
         </w:rPr>
       </w:pPr>
-      <w:hyperlink w:anchor="_Toc243733118" w:history="1">
+      <w:hyperlink w:anchor="_Toc243758690" w:history="1">
         <w:r>
           <w:rPr>
             <w:rStyle w:val="Hyperlink"/>
@@ -356,7 +341,7 @@
             <w:noProof/>
             <w:webHidden/>
           </w:rPr>
-          <w:instrText xml:space="preserve"> PAGEREF _Toc243733118 \h </w:instrText>
+          <w:instrText xml:space="preserve"> PAGEREF _Toc243758690 \h </w:instrText>
         </w:r>
         <w:r>
           <w:rPr>
@@ -404,7 +389,7 @@
           <w14:ligatures w14:val="standardContextual"/>
         </w:rPr>
       </w:pPr>
-      <w:hyperlink w:anchor="_Toc243733119" w:history="1">
+      <w:hyperlink w:anchor="_Toc243758691" w:history="1">
         <w:r>
           <w:rPr>
             <w:rStyle w:val="Hyperlink"/>
@@ -431,7 +416,7 @@
             <w:noProof/>
             <w:webHidden/>
           </w:rPr>
-          <w:instrText xml:space="preserve"> PAGEREF _Toc243733119 \h </w:instrText>
+          <w:instrText xml:space="preserve"> PAGEREF _Toc243758691 \h </w:instrText>
         </w:r>
         <w:r>
           <w:rPr>
@@ -479,7 +464,7 @@
           <w14:ligatures w14:val="standardContextual"/>
         </w:rPr>
       </w:pPr>
-      <w:hyperlink w:anchor="_Toc243733120" w:history="1">
+      <w:hyperlink w:anchor="_Toc243758692" w:history="1">
         <w:r>
           <w:rPr>
             <w:rStyle w:val="Hyperlink"/>
@@ -506,7 +491,7 @@
             <w:noProof/>
             <w:webHidden/>
           </w:rPr>
-          <w:instrText xml:space="preserve"> PAGEREF _Toc243733120 \h </w:instrText>
+          <w:instrText xml:space="preserve"> PAGEREF _Toc243758692 \h </w:instrText>
         </w:r>
         <w:r>
           <w:rPr>
@@ -554,7 +539,7 @@
           <w14:ligatures w14:val="standardContextual"/>
         </w:rPr>
       </w:pPr>
-      <w:hyperlink w:anchor="_Toc243733121" w:history="1">
+      <w:hyperlink w:anchor="_Toc243758693" w:history="1">
         <w:r>
           <w:rPr>
             <w:rStyle w:val="Hyperlink"/>
@@ -581,7 +566,7 @@
             <w:noProof/>
             <w:webHidden/>
           </w:rPr>
-          <w:instrText xml:space="preserve"> PAGEREF _Toc243733121 \h </w:instrText>
+          <w:instrText xml:space="preserve"> PAGEREF _Toc243758693 \h </w:instrText>
         </w:r>
         <w:r>
           <w:rPr>
@@ -629,7 +614,7 @@
           <w14:ligatures w14:val="standardContextual"/>
         </w:rPr>
       </w:pPr>
-      <w:hyperlink w:anchor="_Toc243733122" w:history="1">
+      <w:hyperlink w:anchor="_Toc243758694" w:history="1">
         <w:r>
           <w:rPr>
             <w:rStyle w:val="Hyperlink"/>
@@ -656,7 +641,7 @@
             <w:noProof/>
             <w:webHidden/>
           </w:rPr>
-          <w:instrText xml:space="preserve"> PAGEREF _Toc243733122 \h </w:instrText>
+          <w:instrText xml:space="preserve"> PAGEREF _Toc243758694 \h </w:instrText>
         </w:r>
         <w:r>
           <w:rPr>
@@ -704,7 +689,7 @@
           <w14:ligatures w14:val="standardContextual"/>
         </w:rPr>
       </w:pPr>
-      <w:hyperlink w:anchor="_Toc243733123" w:history="1">
+      <w:hyperlink w:anchor="_Toc243758695" w:history="1">
         <w:r>
           <w:rPr>
             <w:rStyle w:val="Hyperlink"/>
@@ -731,7 +716,7 @@
             <w:noProof/>
             <w:webHidden/>
           </w:rPr>
-          <w:instrText xml:space="preserve"> PAGEREF _Toc243733123 \h </w:instrText>
+          <w:instrText xml:space="preserve"> PAGEREF _Toc243758695 \h </w:instrText>
         </w:r>
         <w:r>
           <w:rPr>
@@ -779,7 +764,7 @@
           <w14:ligatures w14:val="standardContextual"/>
         </w:rPr>
       </w:pPr>
-      <w:hyperlink w:anchor="_Toc243733124" w:history="1">
+      <w:hyperlink w:anchor="_Toc243758696" w:history="1">
         <w:r>
           <w:rPr>
             <w:rStyle w:val="Hyperlink"/>
@@ -806,7 +791,7 @@
             <w:noProof/>
             <w:webHidden/>
           </w:rPr>
-          <w:instrText xml:space="preserve"> PAGEREF _Toc243733124 \h </w:instrText>
+          <w:instrText xml:space="preserve"> PAGEREF _Toc243758696 \h </w:instrText>
         </w:r>
         <w:r>
           <w:rPr>
@@ -854,7 +839,7 @@
           <w14:ligatures w14:val="standardContextual"/>
         </w:rPr>
       </w:pPr>
-      <w:hyperlink w:anchor="_Toc243733125" w:history="1">
+      <w:hyperlink w:anchor="_Toc243758697" w:history="1">
         <w:r>
           <w:rPr>
             <w:rStyle w:val="Hyperlink"/>
@@ -881,7 +866,7 @@
             <w:noProof/>
             <w:webHidden/>
           </w:rPr>
-          <w:instrText xml:space="preserve"> PAGEREF _Toc243733125 \h </w:instrText>
+          <w:instrText xml:space="preserve"> PAGEREF _Toc243758697 \h </w:instrText>
         </w:r>
         <w:r>
           <w:rPr>
@@ -929,7 +914,7 @@
           <w14:ligatures w14:val="standardContextual"/>
         </w:rPr>
       </w:pPr>
-      <w:hyperlink w:anchor="_Toc243733126" w:history="1">
+      <w:hyperlink w:anchor="_Toc243758698" w:history="1">
         <w:r>
           <w:rPr>
             <w:rStyle w:val="Hyperlink"/>
@@ -956,7 +941,7 @@
             <w:noProof/>
             <w:webHidden/>
           </w:rPr>
-          <w:instrText xml:space="preserve"> PAGEREF _Toc243733126 \h </w:instrText>
+          <w:instrText xml:space="preserve"> PAGEREF _Toc243758698 \h </w:instrText>
         </w:r>
         <w:r>
           <w:rPr>
@@ -1004,7 +989,7 @@
           <w14:ligatures w14:val="standardContextual"/>
         </w:rPr>
       </w:pPr>
-      <w:hyperlink w:anchor="_Toc243733127" w:history="1">
+      <w:hyperlink w:anchor="_Toc243758699" w:history="1">
         <w:r>
           <w:rPr>
             <w:rStyle w:val="Hyperlink"/>
@@ -1031,7 +1016,7 @@
             <w:noProof/>
             <w:webHidden/>
           </w:rPr>
-          <w:instrText xml:space="preserve"> PAGEREF _Toc243733127 \h </w:instrText>
+          <w:instrText xml:space="preserve"> PAGEREF _Toc243758699 \h </w:instrText>
         </w:r>
         <w:r>
           <w:rPr>
@@ -1079,7 +1064,7 @@
           <w14:ligatures w14:val="standardContextual"/>
         </w:rPr>
       </w:pPr>
-      <w:hyperlink w:anchor="_Toc243733128" w:history="1">
+      <w:hyperlink w:anchor="_Toc243758700" w:history="1">
         <w:r>
           <w:rPr>
             <w:rStyle w:val="Hyperlink"/>
@@ -1106,7 +1091,7 @@
             <w:noProof/>
             <w:webHidden/>
           </w:rPr>
-          <w:instrText xml:space="preserve"> PAGEREF _Toc243733128 \h </w:instrText>
+          <w:instrText xml:space="preserve"> PAGEREF _Toc243758700 \h </w:instrText>
         </w:r>
         <w:r>
           <w:rPr>
@@ -1154,7 +1139,7 @@
           <w14:ligatures w14:val="standardContextual"/>
         </w:rPr>
       </w:pPr>
-      <w:hyperlink w:anchor="_Toc243733129" w:history="1">
+      <w:hyperlink w:anchor="_Toc243758701" w:history="1">
         <w:r>
           <w:rPr>
             <w:rStyle w:val="Hyperlink"/>
@@ -1181,7 +1166,7 @@
             <w:noProof/>
             <w:webHidden/>
           </w:rPr>
-          <w:instrText xml:space="preserve"> PAGEREF _Toc243733129 \h </w:instrText>
+          <w:instrText xml:space="preserve"> PAGEREF _Toc243758701 \h </w:instrText>
         </w:r>
         <w:r>
           <w:rPr>
@@ -1229,7 +1214,7 @@
           <w14:ligatures w14:val="standardContextual"/>
         </w:rPr>
       </w:pPr>
-      <w:hyperlink w:anchor="_Toc243733130" w:history="1">
+      <w:hyperlink w:anchor="_Toc243758702" w:history="1">
         <w:r>
           <w:rPr>
             <w:rStyle w:val="Hyperlink"/>
@@ -1256,7 +1241,7 @@
             <w:noProof/>
             <w:webHidden/>
           </w:rPr>
-          <w:instrText xml:space="preserve"> PAGEREF _Toc243733130 \h </w:instrText>
+          <w:instrText xml:space="preserve"> PAGEREF _Toc243758702 \h </w:instrText>
         </w:r>
         <w:r>
           <w:rPr>
@@ -1301,7 +1286,7 @@
       <w:pPr>
         <w:pStyle w:val="Heading1"/>
       </w:pPr>
-      <w:bookmarkStart w:id="0" w:name="_Toc243733116"/>
+      <w:bookmarkStart w:id="0" w:name="_Toc243758688"/>
       <w:r>
         <w:lastRenderedPageBreak/>
         <w:t>1. Executive Summary</w:t>
@@ -1387,10 +1372,7 @@
         <w:ind w:left="425" w:hanging="283"/>
       </w:pPr>
       <w:r>
-        <w:t xml:space="preserve">2.  </w:t>
-      </w:r>
-      <w:r>
-        <w:t>Start discharge planning early and book follow-up within 7 days for patients with a prior-year admission.</w:t>
+        <w:t>2.  Start discharge planning early and book follow-up within 7 days for patients with a prior-year admission.</w:t>
       </w:r>
     </w:p>
     <w:p>
@@ -1399,7 +1381,10 @@
         <w:ind w:left="425" w:hanging="283"/>
       </w:pPr>
       <w:r>
-        <w:t>3.  Audit HbA1c testing and pilot a prompt with a controlled evaluation.</w:t>
+        <w:t xml:space="preserve">3.  </w:t>
+      </w:r>
+      <w:r>
+        <w:t>Audit HbA1c testing and pilot a prompt with a controlled evaluation.</w:t>
       </w:r>
     </w:p>
     <w:p>
@@ -1429,7 +1414,7 @@
       <w:pPr>
         <w:pStyle w:val="Heading1"/>
       </w:pPr>
-      <w:bookmarkStart w:id="1" w:name="_Toc243733117"/>
+      <w:bookmarkStart w:id="1" w:name="_Toc243758689"/>
       <w:r>
         <w:lastRenderedPageBreak/>
         <w:t>2. Introduction</w:t>
@@ -1453,7 +1438,7 @@
       <w:pPr>
         <w:pStyle w:val="Heading1"/>
       </w:pPr>
-      <w:bookmarkStart w:id="2" w:name="_Toc243733118"/>
+      <w:bookmarkStart w:id="2" w:name="_Toc243758690"/>
       <w:r>
         <w:lastRenderedPageBreak/>
         <w:t>3. Methodology</w:t>
@@ -1845,7 +1830,7 @@
       <w:pPr>
         <w:pStyle w:val="Heading1"/>
       </w:pPr>
-      <w:bookmarkStart w:id="3" w:name="_Toc243733119"/>
+      <w:bookmarkStart w:id="3" w:name="_Toc243758691"/>
       <w:r>
         <w:lastRenderedPageBreak/>
         <w:t>4. Results</w:t>
@@ -1862,7 +1847,7 @@
           <w:noProof/>
         </w:rPr>
         <w:drawing>
-          <wp:inline distT="0" distB="0" distL="0" distR="0" wp14:anchorId="57F4F691" wp14:editId="6BA3FB0E">
+          <wp:inline distT="0" distB="0" distL="0" distR="0" wp14:anchorId="79C143E3" wp14:editId="065665DC">
             <wp:extent cx="5903999" cy="2460806"/>
             <wp:effectExtent l="0" t="0" r="0" b="0"/>
             <wp:docPr id="1" name="Picture 1"/>
@@ -1934,7 +1919,7 @@
       <w:pPr>
         <w:pStyle w:val="Heading2"/>
       </w:pPr>
-      <w:bookmarkStart w:id="4" w:name="_Toc243733120"/>
+      <w:bookmarkStart w:id="4" w:name="_Toc243758692"/>
       <w:r>
         <w:t>4.1 Who is readmitted?</w:t>
       </w:r>
@@ -1950,7 +1935,7 @@
           <w:noProof/>
         </w:rPr>
         <w:drawing>
-          <wp:inline distT="0" distB="0" distL="0" distR="0" wp14:anchorId="0CE334E3" wp14:editId="0370920E">
+          <wp:inline distT="0" distB="0" distL="0" distR="0" wp14:anchorId="3B8E6F48" wp14:editId="624FE622">
             <wp:extent cx="5040000" cy="2453760"/>
             <wp:effectExtent l="0" t="0" r="0" b="0"/>
             <wp:docPr id="2" name="Picture 2"/>
@@ -2040,7 +2025,7 @@
         </w:rPr>
         <w:lastRenderedPageBreak/>
         <w:drawing>
-          <wp:inline distT="0" distB="0" distL="0" distR="0" wp14:anchorId="109FCF4C" wp14:editId="5DE05087">
+          <wp:inline distT="0" distB="0" distL="0" distR="0" wp14:anchorId="2E3CA369" wp14:editId="6755ACB0">
             <wp:extent cx="5040000" cy="2667669"/>
             <wp:effectExtent l="0" t="0" r="0" b="0"/>
             <wp:docPr id="3" name="Picture 3"/>
@@ -2129,7 +2114,7 @@
           <w:noProof/>
         </w:rPr>
         <w:drawing>
-          <wp:inline distT="0" distB="0" distL="0" distR="0" wp14:anchorId="017E348C" wp14:editId="61B288BE">
+          <wp:inline distT="0" distB="0" distL="0" distR="0" wp14:anchorId="5CCEC8F5" wp14:editId="040043DD">
             <wp:extent cx="5400000" cy="2218463"/>
             <wp:effectExtent l="0" t="0" r="0" b="0"/>
             <wp:docPr id="4" name="Picture 4"/>
@@ -2212,7 +2197,7 @@
       <w:pPr>
         <w:pStyle w:val="Heading2"/>
       </w:pPr>
-      <w:bookmarkStart w:id="5" w:name="_Toc243733121"/>
+      <w:bookmarkStart w:id="5" w:name="_Toc243758693"/>
       <w:r>
         <w:t>4.2 Care processes</w:t>
       </w:r>
@@ -2228,7 +2213,7 @@
           <w:noProof/>
         </w:rPr>
         <w:drawing>
-          <wp:inline distT="0" distB="0" distL="0" distR="0" wp14:anchorId="1934CF79" wp14:editId="1A0809DC">
+          <wp:inline distT="0" distB="0" distL="0" distR="0" wp14:anchorId="19381522" wp14:editId="178F7466">
             <wp:extent cx="5400000" cy="2309900"/>
             <wp:effectExtent l="0" t="0" r="0" b="0"/>
             <wp:docPr id="5" name="Picture 5"/>
@@ -2312,7 +2297,7 @@
       <w:pPr>
         <w:pStyle w:val="Heading2"/>
       </w:pPr>
-      <w:bookmarkStart w:id="6" w:name="_Toc243733122"/>
+      <w:bookmarkStart w:id="6" w:name="_Toc243758694"/>
       <w:r>
         <w:t>4.3 Resource use</w:t>
       </w:r>
@@ -2328,7 +2313,7 @@
           <w:noProof/>
         </w:rPr>
         <w:drawing>
-          <wp:inline distT="0" distB="0" distL="0" distR="0" wp14:anchorId="416EF98A" wp14:editId="5967FAF3">
+          <wp:inline distT="0" distB="0" distL="0" distR="0" wp14:anchorId="7571259F" wp14:editId="10BD4A4A">
             <wp:extent cx="5400000" cy="2304818"/>
             <wp:effectExtent l="0" t="0" r="0" b="0"/>
             <wp:docPr id="6" name="Picture 6"/>
@@ -2411,7 +2396,7 @@
       <w:pPr>
         <w:pStyle w:val="Heading2"/>
       </w:pPr>
-      <w:bookmarkStart w:id="7" w:name="_Toc243733123"/>
+      <w:bookmarkStart w:id="7" w:name="_Toc243758695"/>
       <w:r>
         <w:t>4.4 Adjusted analysis</w:t>
       </w:r>
@@ -2427,7 +2412,7 @@
           <w:noProof/>
         </w:rPr>
         <w:drawing>
-          <wp:inline distT="0" distB="0" distL="0" distR="0" wp14:anchorId="051311A0" wp14:editId="4797D654">
+          <wp:inline distT="0" distB="0" distL="0" distR="0" wp14:anchorId="48D7A05F" wp14:editId="13302BCA">
             <wp:extent cx="5040000" cy="4732800"/>
             <wp:effectExtent l="0" t="0" r="0" b="0"/>
             <wp:docPr id="7" name="Picture 7"/>
@@ -2511,7 +2496,7 @@
       <w:pPr>
         <w:pStyle w:val="Heading2"/>
       </w:pPr>
-      <w:bookmarkStart w:id="8" w:name="_Toc243733124"/>
+      <w:bookmarkStart w:id="8" w:name="_Toc243758696"/>
       <w:r>
         <w:t>4.5 Predicting readmission</w:t>
       </w:r>
@@ -3572,7 +3557,7 @@
       <w:pPr>
         <w:pStyle w:val="Heading1"/>
       </w:pPr>
-      <w:bookmarkStart w:id="9" w:name="_Toc243733125"/>
+      <w:bookmarkStart w:id="9" w:name="_Toc243758697"/>
       <w:r>
         <w:lastRenderedPageBreak/>
         <w:t>5. Discussion</w:t>
@@ -3620,7 +3605,7 @@
       <w:pPr>
         <w:pStyle w:val="Heading1"/>
       </w:pPr>
-      <w:bookmarkStart w:id="10" w:name="_Toc243733126"/>
+      <w:bookmarkStart w:id="10" w:name="_Toc243758698"/>
       <w:r>
         <w:lastRenderedPageBreak/>
         <w:t>6. Evidence-Based Recommendations</w:t>
@@ -4332,7 +4317,7 @@
       <w:pPr>
         <w:pStyle w:val="Heading1"/>
       </w:pPr>
-      <w:bookmarkStart w:id="11" w:name="_Toc243733127"/>
+      <w:bookmarkStart w:id="11" w:name="_Toc243758699"/>
       <w:r>
         <w:lastRenderedPageBreak/>
         <w:t>7. Communicating the Findings</w:t>
@@ -4391,7 +4376,7 @@
       <w:pPr>
         <w:pStyle w:val="Heading1"/>
       </w:pPr>
-      <w:bookmarkStart w:id="12" w:name="_Toc243733128"/>
+      <w:bookmarkStart w:id="12" w:name="_Toc243758700"/>
       <w:r>
         <w:lastRenderedPageBreak/>
         <w:t>8. Limitations and Future Research</w:t>
@@ -4442,7 +4427,7 @@
       <w:pPr>
         <w:pStyle w:val="Heading1"/>
       </w:pPr>
-      <w:bookmarkStart w:id="13" w:name="_Toc243733129"/>
+      <w:bookmarkStart w:id="13" w:name="_Toc243758701"/>
       <w:r>
         <w:t>9. Conclusion</w:t>
       </w:r>
@@ -4465,7 +4450,7 @@
       <w:pPr>
         <w:pStyle w:val="Heading1"/>
       </w:pPr>
-      <w:bookmarkStart w:id="14" w:name="_Toc243733130"/>
+      <w:bookmarkStart w:id="14" w:name="_Toc243758702"/>
       <w:r>
         <w:lastRenderedPageBreak/>
         <w:t>References</w:t>
@@ -4897,31 +4882,31 @@
       </w:rPr>
     </w:lvl>
   </w:abstractNum>
-  <w:num w:numId="1" w16cid:durableId="1881093722">
+  <w:num w:numId="1" w16cid:durableId="1319266400">
     <w:abstractNumId w:val="8"/>
   </w:num>
-  <w:num w:numId="2" w16cid:durableId="1401751638">
+  <w:num w:numId="2" w16cid:durableId="1955937414">
     <w:abstractNumId w:val="6"/>
   </w:num>
-  <w:num w:numId="3" w16cid:durableId="28267368">
+  <w:num w:numId="3" w16cid:durableId="492990411">
     <w:abstractNumId w:val="5"/>
   </w:num>
-  <w:num w:numId="4" w16cid:durableId="1969819713">
+  <w:num w:numId="4" w16cid:durableId="352538717">
     <w:abstractNumId w:val="4"/>
   </w:num>
-  <w:num w:numId="5" w16cid:durableId="1207907085">
+  <w:num w:numId="5" w16cid:durableId="554002245">
     <w:abstractNumId w:val="7"/>
   </w:num>
-  <w:num w:numId="6" w16cid:durableId="1960138038">
+  <w:num w:numId="6" w16cid:durableId="1020817760">
     <w:abstractNumId w:val="3"/>
   </w:num>
-  <w:num w:numId="7" w16cid:durableId="986470762">
+  <w:num w:numId="7" w16cid:durableId="715740411">
     <w:abstractNumId w:val="2"/>
   </w:num>
-  <w:num w:numId="8" w16cid:durableId="1376464110">
+  <w:num w:numId="8" w16cid:durableId="1207258662">
     <w:abstractNumId w:val="1"/>
   </w:num>
-  <w:num w:numId="9" w16cid:durableId="641159698">
+  <w:num w:numId="9" w16cid:durableId="455374388">
     <w:abstractNumId w:val="0"/>
   </w:num>
 </w:numbering>
@@ -16311,7 +16296,7 @@
     <w:autoRedefine/>
     <w:uiPriority w:val="39"/>
     <w:unhideWhenUsed/>
-    <w:rsid w:val="000D5AC2"/>
+    <w:rsid w:val="00897507"/>
     <w:pPr>
       <w:spacing w:after="100"/>
     </w:pPr>
@@ -16323,7 +16308,7 @@
     <w:autoRedefine/>
     <w:uiPriority w:val="39"/>
     <w:unhideWhenUsed/>
-    <w:rsid w:val="000D5AC2"/>
+    <w:rsid w:val="00897507"/>
     <w:pPr>
       <w:spacing w:after="100"/>
       <w:ind w:left="210"/>
@@ -16334,7 +16319,7 @@
     <w:basedOn w:val="DefaultParagraphFont"/>
     <w:uiPriority w:val="99"/>
     <w:unhideWhenUsed/>
-    <w:rsid w:val="000D5AC2"/>
+    <w:rsid w:val="00897507"/>
     <w:rPr>
       <w:color w:val="0000FF" w:themeColor="hyperlink"/>
       <w:u w:val="single"/>

--- a/report/weekly/Week5_Analytical_Report_and_Recommendations.docx
+++ b/report/weekly/Week5_Analytical_Report_and_Recommendations.docx
@@ -164,7 +164,7 @@
       <w:r>
         <w:fldChar w:fldCharType="separate"/>
       </w:r>
-      <w:hyperlink w:anchor="_Toc243758688" w:history="1">
+      <w:hyperlink w:anchor="_Toc243759683" w:history="1">
         <w:r>
           <w:rPr>
             <w:rStyle w:val="Hyperlink"/>
@@ -191,7 +191,7 @@
             <w:noProof/>
             <w:webHidden/>
           </w:rPr>
-          <w:instrText xml:space="preserve"> PAGEREF _Toc243758688 \h </w:instrText>
+          <w:instrText xml:space="preserve"> PAGEREF _Toc243759683 \h </w:instrText>
         </w:r>
         <w:r>
           <w:rPr>
@@ -239,7 +239,7 @@
           <w14:ligatures w14:val="standardContextual"/>
         </w:rPr>
       </w:pPr>
-      <w:hyperlink w:anchor="_Toc243758689" w:history="1">
+      <w:hyperlink w:anchor="_Toc243759684" w:history="1">
         <w:r>
           <w:rPr>
             <w:rStyle w:val="Hyperlink"/>
@@ -266,7 +266,7 @@
             <w:noProof/>
             <w:webHidden/>
           </w:rPr>
-          <w:instrText xml:space="preserve"> PAGEREF _Toc243758689 \h </w:instrText>
+          <w:instrText xml:space="preserve"> PAGEREF _Toc243759684 \h </w:instrText>
         </w:r>
         <w:r>
           <w:rPr>
@@ -314,7 +314,7 @@
           <w14:ligatures w14:val="standardContextual"/>
         </w:rPr>
       </w:pPr>
-      <w:hyperlink w:anchor="_Toc243758690" w:history="1">
+      <w:hyperlink w:anchor="_Toc243759685" w:history="1">
         <w:r>
           <w:rPr>
             <w:rStyle w:val="Hyperlink"/>
@@ -341,7 +341,7 @@
             <w:noProof/>
             <w:webHidden/>
           </w:rPr>
-          <w:instrText xml:space="preserve"> PAGEREF _Toc243758690 \h </w:instrText>
+          <w:instrText xml:space="preserve"> PAGEREF _Toc243759685 \h </w:instrText>
         </w:r>
         <w:r>
           <w:rPr>
@@ -389,7 +389,7 @@
           <w14:ligatures w14:val="standardContextual"/>
         </w:rPr>
       </w:pPr>
-      <w:hyperlink w:anchor="_Toc243758691" w:history="1">
+      <w:hyperlink w:anchor="_Toc243759686" w:history="1">
         <w:r>
           <w:rPr>
             <w:rStyle w:val="Hyperlink"/>
@@ -416,7 +416,7 @@
             <w:noProof/>
             <w:webHidden/>
           </w:rPr>
-          <w:instrText xml:space="preserve"> PAGEREF _Toc243758691 \h </w:instrText>
+          <w:instrText xml:space="preserve"> PAGEREF _Toc243759686 \h </w:instrText>
         </w:r>
         <w:r>
           <w:rPr>
@@ -464,7 +464,7 @@
           <w14:ligatures w14:val="standardContextual"/>
         </w:rPr>
       </w:pPr>
-      <w:hyperlink w:anchor="_Toc243758692" w:history="1">
+      <w:hyperlink w:anchor="_Toc243759687" w:history="1">
         <w:r>
           <w:rPr>
             <w:rStyle w:val="Hyperlink"/>
@@ -491,7 +491,7 @@
             <w:noProof/>
             <w:webHidden/>
           </w:rPr>
-          <w:instrText xml:space="preserve"> PAGEREF _Toc243758692 \h </w:instrText>
+          <w:instrText xml:space="preserve"> PAGEREF _Toc243759687 \h </w:instrText>
         </w:r>
         <w:r>
           <w:rPr>
@@ -539,7 +539,7 @@
           <w14:ligatures w14:val="standardContextual"/>
         </w:rPr>
       </w:pPr>
-      <w:hyperlink w:anchor="_Toc243758693" w:history="1">
+      <w:hyperlink w:anchor="_Toc243759688" w:history="1">
         <w:r>
           <w:rPr>
             <w:rStyle w:val="Hyperlink"/>
@@ -566,7 +566,7 @@
             <w:noProof/>
             <w:webHidden/>
           </w:rPr>
-          <w:instrText xml:space="preserve"> PAGEREF _Toc243758693 \h </w:instrText>
+          <w:instrText xml:space="preserve"> PAGEREF _Toc243759688 \h </w:instrText>
         </w:r>
         <w:r>
           <w:rPr>
@@ -614,7 +614,7 @@
           <w14:ligatures w14:val="standardContextual"/>
         </w:rPr>
       </w:pPr>
-      <w:hyperlink w:anchor="_Toc243758694" w:history="1">
+      <w:hyperlink w:anchor="_Toc243759689" w:history="1">
         <w:r>
           <w:rPr>
             <w:rStyle w:val="Hyperlink"/>
@@ -641,7 +641,7 @@
             <w:noProof/>
             <w:webHidden/>
           </w:rPr>
-          <w:instrText xml:space="preserve"> PAGEREF _Toc243758694 \h </w:instrText>
+          <w:instrText xml:space="preserve"> PAGEREF _Toc243759689 \h </w:instrText>
         </w:r>
         <w:r>
           <w:rPr>
@@ -689,7 +689,7 @@
           <w14:ligatures w14:val="standardContextual"/>
         </w:rPr>
       </w:pPr>
-      <w:hyperlink w:anchor="_Toc243758695" w:history="1">
+      <w:hyperlink w:anchor="_Toc243759690" w:history="1">
         <w:r>
           <w:rPr>
             <w:rStyle w:val="Hyperlink"/>
@@ -716,7 +716,7 @@
             <w:noProof/>
             <w:webHidden/>
           </w:rPr>
-          <w:instrText xml:space="preserve"> PAGEREF _Toc243758695 \h </w:instrText>
+          <w:instrText xml:space="preserve"> PAGEREF _Toc243759690 \h </w:instrText>
         </w:r>
         <w:r>
           <w:rPr>
@@ -764,7 +764,7 @@
           <w14:ligatures w14:val="standardContextual"/>
         </w:rPr>
       </w:pPr>
-      <w:hyperlink w:anchor="_Toc243758696" w:history="1">
+      <w:hyperlink w:anchor="_Toc243759691" w:history="1">
         <w:r>
           <w:rPr>
             <w:rStyle w:val="Hyperlink"/>
@@ -791,7 +791,7 @@
             <w:noProof/>
             <w:webHidden/>
           </w:rPr>
-          <w:instrText xml:space="preserve"> PAGEREF _Toc243758696 \h </w:instrText>
+          <w:instrText xml:space="preserve"> PAGEREF _Toc243759691 \h </w:instrText>
         </w:r>
         <w:r>
           <w:rPr>
@@ -839,7 +839,7 @@
           <w14:ligatures w14:val="standardContextual"/>
         </w:rPr>
       </w:pPr>
-      <w:hyperlink w:anchor="_Toc243758697" w:history="1">
+      <w:hyperlink w:anchor="_Toc243759692" w:history="1">
         <w:r>
           <w:rPr>
             <w:rStyle w:val="Hyperlink"/>
@@ -866,7 +866,7 @@
             <w:noProof/>
             <w:webHidden/>
           </w:rPr>
-          <w:instrText xml:space="preserve"> PAGEREF _Toc243758697 \h </w:instrText>
+          <w:instrText xml:space="preserve"> PAGEREF _Toc243759692 \h </w:instrText>
         </w:r>
         <w:r>
           <w:rPr>
@@ -914,7 +914,7 @@
           <w14:ligatures w14:val="standardContextual"/>
         </w:rPr>
       </w:pPr>
-      <w:hyperlink w:anchor="_Toc243758698" w:history="1">
+      <w:hyperlink w:anchor="_Toc243759693" w:history="1">
         <w:r>
           <w:rPr>
             <w:rStyle w:val="Hyperlink"/>
@@ -941,7 +941,7 @@
             <w:noProof/>
             <w:webHidden/>
           </w:rPr>
-          <w:instrText xml:space="preserve"> PAGEREF _Toc243758698 \h </w:instrText>
+          <w:instrText xml:space="preserve"> PAGEREF _Toc243759693 \h </w:instrText>
         </w:r>
         <w:r>
           <w:rPr>
@@ -989,7 +989,7 @@
           <w14:ligatures w14:val="standardContextual"/>
         </w:rPr>
       </w:pPr>
-      <w:hyperlink w:anchor="_Toc243758699" w:history="1">
+      <w:hyperlink w:anchor="_Toc243759694" w:history="1">
         <w:r>
           <w:rPr>
             <w:rStyle w:val="Hyperlink"/>
@@ -1016,7 +1016,7 @@
             <w:noProof/>
             <w:webHidden/>
           </w:rPr>
-          <w:instrText xml:space="preserve"> PAGEREF _Toc243758699 \h </w:instrText>
+          <w:instrText xml:space="preserve"> PAGEREF _Toc243759694 \h </w:instrText>
         </w:r>
         <w:r>
           <w:rPr>
@@ -1064,7 +1064,7 @@
           <w14:ligatures w14:val="standardContextual"/>
         </w:rPr>
       </w:pPr>
-      <w:hyperlink w:anchor="_Toc243758700" w:history="1">
+      <w:hyperlink w:anchor="_Toc243759695" w:history="1">
         <w:r>
           <w:rPr>
             <w:rStyle w:val="Hyperlink"/>
@@ -1091,7 +1091,7 @@
             <w:noProof/>
             <w:webHidden/>
           </w:rPr>
-          <w:instrText xml:space="preserve"> PAGEREF _Toc243758700 \h </w:instrText>
+          <w:instrText xml:space="preserve"> PAGEREF _Toc243759695 \h </w:instrText>
         </w:r>
         <w:r>
           <w:rPr>
@@ -1139,7 +1139,7 @@
           <w14:ligatures w14:val="standardContextual"/>
         </w:rPr>
       </w:pPr>
-      <w:hyperlink w:anchor="_Toc243758701" w:history="1">
+      <w:hyperlink w:anchor="_Toc243759696" w:history="1">
         <w:r>
           <w:rPr>
             <w:rStyle w:val="Hyperlink"/>
@@ -1166,7 +1166,7 @@
             <w:noProof/>
             <w:webHidden/>
           </w:rPr>
-          <w:instrText xml:space="preserve"> PAGEREF _Toc243758701 \h </w:instrText>
+          <w:instrText xml:space="preserve"> PAGEREF _Toc243759696 \h </w:instrText>
         </w:r>
         <w:r>
           <w:rPr>
@@ -1214,7 +1214,7 @@
           <w14:ligatures w14:val="standardContextual"/>
         </w:rPr>
       </w:pPr>
-      <w:hyperlink w:anchor="_Toc243758702" w:history="1">
+      <w:hyperlink w:anchor="_Toc243759697" w:history="1">
         <w:r>
           <w:rPr>
             <w:rStyle w:val="Hyperlink"/>
@@ -1241,7 +1241,7 @@
             <w:noProof/>
             <w:webHidden/>
           </w:rPr>
-          <w:instrText xml:space="preserve"> PAGEREF _Toc243758702 \h </w:instrText>
+          <w:instrText xml:space="preserve"> PAGEREF _Toc243759697 \h </w:instrText>
         </w:r>
         <w:r>
           <w:rPr>
@@ -1286,7 +1286,7 @@
       <w:pPr>
         <w:pStyle w:val="Heading1"/>
       </w:pPr>
-      <w:bookmarkStart w:id="0" w:name="_Toc243758688"/>
+      <w:bookmarkStart w:id="0" w:name="_Toc243759683"/>
       <w:r>
         <w:lastRenderedPageBreak/>
         <w:t>1. Executive Summary</w:t>
@@ -1414,7 +1414,7 @@
       <w:pPr>
         <w:pStyle w:val="Heading1"/>
       </w:pPr>
-      <w:bookmarkStart w:id="1" w:name="_Toc243758689"/>
+      <w:bookmarkStart w:id="1" w:name="_Toc243759684"/>
       <w:r>
         <w:lastRenderedPageBreak/>
         <w:t>2. Introduction</w:t>
@@ -1438,7 +1438,7 @@
       <w:pPr>
         <w:pStyle w:val="Heading1"/>
       </w:pPr>
-      <w:bookmarkStart w:id="2" w:name="_Toc243758690"/>
+      <w:bookmarkStart w:id="2" w:name="_Toc243759685"/>
       <w:r>
         <w:lastRenderedPageBreak/>
         <w:t>3. Methodology</w:t>
@@ -1830,7 +1830,7 @@
       <w:pPr>
         <w:pStyle w:val="Heading1"/>
       </w:pPr>
-      <w:bookmarkStart w:id="3" w:name="_Toc243758691"/>
+      <w:bookmarkStart w:id="3" w:name="_Toc243759686"/>
       <w:r>
         <w:lastRenderedPageBreak/>
         <w:t>4. Results</w:t>
@@ -1847,7 +1847,7 @@
           <w:noProof/>
         </w:rPr>
         <w:drawing>
-          <wp:inline distT="0" distB="0" distL="0" distR="0" wp14:anchorId="79C143E3" wp14:editId="065665DC">
+          <wp:inline distT="0" distB="0" distL="0" distR="0" wp14:anchorId="7B79CA27" wp14:editId="0A4D2146">
             <wp:extent cx="5903999" cy="2460806"/>
             <wp:effectExtent l="0" t="0" r="0" b="0"/>
             <wp:docPr id="1" name="Picture 1"/>
@@ -1919,7 +1919,7 @@
       <w:pPr>
         <w:pStyle w:val="Heading2"/>
       </w:pPr>
-      <w:bookmarkStart w:id="4" w:name="_Toc243758692"/>
+      <w:bookmarkStart w:id="4" w:name="_Toc243759687"/>
       <w:r>
         <w:t>4.1 Who is readmitted?</w:t>
       </w:r>
@@ -1935,7 +1935,7 @@
           <w:noProof/>
         </w:rPr>
         <w:drawing>
-          <wp:inline distT="0" distB="0" distL="0" distR="0" wp14:anchorId="3B8E6F48" wp14:editId="624FE622">
+          <wp:inline distT="0" distB="0" distL="0" distR="0" wp14:anchorId="4C022B82" wp14:editId="0A4BF318">
             <wp:extent cx="5040000" cy="2453760"/>
             <wp:effectExtent l="0" t="0" r="0" b="0"/>
             <wp:docPr id="2" name="Picture 2"/>
@@ -2025,7 +2025,7 @@
         </w:rPr>
         <w:lastRenderedPageBreak/>
         <w:drawing>
-          <wp:inline distT="0" distB="0" distL="0" distR="0" wp14:anchorId="2E3CA369" wp14:editId="6755ACB0">
+          <wp:inline distT="0" distB="0" distL="0" distR="0" wp14:anchorId="1EB9A388" wp14:editId="52C35AA4">
             <wp:extent cx="5040000" cy="2667669"/>
             <wp:effectExtent l="0" t="0" r="0" b="0"/>
             <wp:docPr id="3" name="Picture 3"/>
@@ -2114,7 +2114,7 @@
           <w:noProof/>
         </w:rPr>
         <w:drawing>
-          <wp:inline distT="0" distB="0" distL="0" distR="0" wp14:anchorId="5CCEC8F5" wp14:editId="040043DD">
+          <wp:inline distT="0" distB="0" distL="0" distR="0" wp14:anchorId="2B79354C" wp14:editId="63FE77C7">
             <wp:extent cx="5400000" cy="2218463"/>
             <wp:effectExtent l="0" t="0" r="0" b="0"/>
             <wp:docPr id="4" name="Picture 4"/>
@@ -2197,7 +2197,7 @@
       <w:pPr>
         <w:pStyle w:val="Heading2"/>
       </w:pPr>
-      <w:bookmarkStart w:id="5" w:name="_Toc243758693"/>
+      <w:bookmarkStart w:id="5" w:name="_Toc243759688"/>
       <w:r>
         <w:t>4.2 Care processes</w:t>
       </w:r>
@@ -2213,7 +2213,7 @@
           <w:noProof/>
         </w:rPr>
         <w:drawing>
-          <wp:inline distT="0" distB="0" distL="0" distR="0" wp14:anchorId="19381522" wp14:editId="178F7466">
+          <wp:inline distT="0" distB="0" distL="0" distR="0" wp14:anchorId="3445FEF6" wp14:editId="7C52EBE5">
             <wp:extent cx="5400000" cy="2309900"/>
             <wp:effectExtent l="0" t="0" r="0" b="0"/>
             <wp:docPr id="5" name="Picture 5"/>
@@ -2297,7 +2297,7 @@
       <w:pPr>
         <w:pStyle w:val="Heading2"/>
       </w:pPr>
-      <w:bookmarkStart w:id="6" w:name="_Toc243758694"/>
+      <w:bookmarkStart w:id="6" w:name="_Toc243759689"/>
       <w:r>
         <w:t>4.3 Resource use</w:t>
       </w:r>
@@ -2313,7 +2313,7 @@
           <w:noProof/>
         </w:rPr>
         <w:drawing>
-          <wp:inline distT="0" distB="0" distL="0" distR="0" wp14:anchorId="7571259F" wp14:editId="10BD4A4A">
+          <wp:inline distT="0" distB="0" distL="0" distR="0" wp14:anchorId="1430A9CE" wp14:editId="29EEEFD2">
             <wp:extent cx="5400000" cy="2304818"/>
             <wp:effectExtent l="0" t="0" r="0" b="0"/>
             <wp:docPr id="6" name="Picture 6"/>
@@ -2396,7 +2396,7 @@
       <w:pPr>
         <w:pStyle w:val="Heading2"/>
       </w:pPr>
-      <w:bookmarkStart w:id="7" w:name="_Toc243758695"/>
+      <w:bookmarkStart w:id="7" w:name="_Toc243759690"/>
       <w:r>
         <w:t>4.4 Adjusted analysis</w:t>
       </w:r>
@@ -2412,7 +2412,7 @@
           <w:noProof/>
         </w:rPr>
         <w:drawing>
-          <wp:inline distT="0" distB="0" distL="0" distR="0" wp14:anchorId="48D7A05F" wp14:editId="13302BCA">
+          <wp:inline distT="0" distB="0" distL="0" distR="0" wp14:anchorId="4E7316AB" wp14:editId="30396D9F">
             <wp:extent cx="5040000" cy="4732800"/>
             <wp:effectExtent l="0" t="0" r="0" b="0"/>
             <wp:docPr id="7" name="Picture 7"/>
@@ -2496,7 +2496,7 @@
       <w:pPr>
         <w:pStyle w:val="Heading2"/>
       </w:pPr>
-      <w:bookmarkStart w:id="8" w:name="_Toc243758696"/>
+      <w:bookmarkStart w:id="8" w:name="_Toc243759691"/>
       <w:r>
         <w:t>4.5 Predicting readmission</w:t>
       </w:r>
@@ -3557,7 +3557,7 @@
       <w:pPr>
         <w:pStyle w:val="Heading1"/>
       </w:pPr>
-      <w:bookmarkStart w:id="9" w:name="_Toc243758697"/>
+      <w:bookmarkStart w:id="9" w:name="_Toc243759692"/>
       <w:r>
         <w:lastRenderedPageBreak/>
         <w:t>5. Discussion</w:t>
@@ -3605,7 +3605,7 @@
       <w:pPr>
         <w:pStyle w:val="Heading1"/>
       </w:pPr>
-      <w:bookmarkStart w:id="10" w:name="_Toc243758698"/>
+      <w:bookmarkStart w:id="10" w:name="_Toc243759693"/>
       <w:r>
         <w:lastRenderedPageBreak/>
         <w:t>6. Evidence-Based Recommendations</w:t>
@@ -4317,7 +4317,7 @@
       <w:pPr>
         <w:pStyle w:val="Heading1"/>
       </w:pPr>
-      <w:bookmarkStart w:id="11" w:name="_Toc243758699"/>
+      <w:bookmarkStart w:id="11" w:name="_Toc243759694"/>
       <w:r>
         <w:lastRenderedPageBreak/>
         <w:t>7. Communicating the Findings</w:t>
@@ -4376,7 +4376,7 @@
       <w:pPr>
         <w:pStyle w:val="Heading1"/>
       </w:pPr>
-      <w:bookmarkStart w:id="12" w:name="_Toc243758700"/>
+      <w:bookmarkStart w:id="12" w:name="_Toc243759695"/>
       <w:r>
         <w:lastRenderedPageBreak/>
         <w:t>8. Limitations and Future Research</w:t>
@@ -4427,7 +4427,7 @@
       <w:pPr>
         <w:pStyle w:val="Heading1"/>
       </w:pPr>
-      <w:bookmarkStart w:id="13" w:name="_Toc243758701"/>
+      <w:bookmarkStart w:id="13" w:name="_Toc243759696"/>
       <w:r>
         <w:t>9. Conclusion</w:t>
       </w:r>
@@ -4450,7 +4450,7 @@
       <w:pPr>
         <w:pStyle w:val="Heading1"/>
       </w:pPr>
-      <w:bookmarkStart w:id="14" w:name="_Toc243758702"/>
+      <w:bookmarkStart w:id="14" w:name="_Toc243759697"/>
       <w:r>
         <w:lastRenderedPageBreak/>
         <w:t>References</w:t>
@@ -4882,31 +4882,31 @@
       </w:rPr>
     </w:lvl>
   </w:abstractNum>
-  <w:num w:numId="1" w16cid:durableId="1319266400">
+  <w:num w:numId="1" w16cid:durableId="664670289">
     <w:abstractNumId w:val="8"/>
   </w:num>
-  <w:num w:numId="2" w16cid:durableId="1955937414">
+  <w:num w:numId="2" w16cid:durableId="1935085492">
     <w:abstractNumId w:val="6"/>
   </w:num>
-  <w:num w:numId="3" w16cid:durableId="492990411">
+  <w:num w:numId="3" w16cid:durableId="1326398383">
     <w:abstractNumId w:val="5"/>
   </w:num>
-  <w:num w:numId="4" w16cid:durableId="352538717">
+  <w:num w:numId="4" w16cid:durableId="1754162376">
     <w:abstractNumId w:val="4"/>
   </w:num>
-  <w:num w:numId="5" w16cid:durableId="554002245">
+  <w:num w:numId="5" w16cid:durableId="1961377301">
     <w:abstractNumId w:val="7"/>
   </w:num>
-  <w:num w:numId="6" w16cid:durableId="1020817760">
+  <w:num w:numId="6" w16cid:durableId="541482121">
     <w:abstractNumId w:val="3"/>
   </w:num>
-  <w:num w:numId="7" w16cid:durableId="715740411">
+  <w:num w:numId="7" w16cid:durableId="1995179892">
     <w:abstractNumId w:val="2"/>
   </w:num>
-  <w:num w:numId="8" w16cid:durableId="1207258662">
+  <w:num w:numId="8" w16cid:durableId="513150196">
     <w:abstractNumId w:val="1"/>
   </w:num>
-  <w:num w:numId="9" w16cid:durableId="455374388">
+  <w:num w:numId="9" w16cid:durableId="148834524">
     <w:abstractNumId w:val="0"/>
   </w:num>
 </w:numbering>
@@ -16296,7 +16296,7 @@
     <w:autoRedefine/>
     <w:uiPriority w:val="39"/>
     <w:unhideWhenUsed/>
-    <w:rsid w:val="00897507"/>
+    <w:rsid w:val="00FE19DE"/>
     <w:pPr>
       <w:spacing w:after="100"/>
     </w:pPr>
@@ -16308,7 +16308,7 @@
     <w:autoRedefine/>
     <w:uiPriority w:val="39"/>
     <w:unhideWhenUsed/>
-    <w:rsid w:val="00897507"/>
+    <w:rsid w:val="00FE19DE"/>
     <w:pPr>
       <w:spacing w:after="100"/>
       <w:ind w:left="210"/>
@@ -16319,7 +16319,7 @@
     <w:basedOn w:val="DefaultParagraphFont"/>
     <w:uiPriority w:val="99"/>
     <w:unhideWhenUsed/>
-    <w:rsid w:val="00897507"/>
+    <w:rsid w:val="00FE19DE"/>
     <w:rPr>
       <w:color w:val="0000FF" w:themeColor="hyperlink"/>
       <w:u w:val="single"/>
